--- a/docs/Self_Assessment_Report.docx
+++ b/docs/Self_Assessment_Report.docx
@@ -368,10 +368,24 @@
     </w:p>
     <w:p>
       <w:r>
-        <w:t>Real testing found meaningfully different pass rates by gender, age, and skin tone. Reporting the gap alone would have been true but not useful to a client trying to decide what to do about it. Breaking the composite quality score down by its individual sub-checks per subgroup showed the two largest gaps had two completely different causes: the skin-tone gap tracked to the brightness measurement, since darker skin reflects less light back to a camera and a fixed brightness floor affects it more often; the gender gap tracked instead to sharpness, unrelated to brightness entirely. Neither gap has been corrected — that remains a deliberate, disclosed scope decision — but understanding why closes the distance between "the system is biased" and something a client can actually act on.</w:t>
-      </w:r>
-    </w:p>
-    <w:p/>
+        <w:t>Real testing found meaningfully different pass rates by gender, age, and skin tone. Breaking the composite quality score down by its individual sub-checks per subgroup showed the skin-tone gap tracked to the brightness measurement — darker skin reflects less light back to a camera, and a measurement based on the whole image's average brightness confuses that with the room simply being dark. Reporting that alone would have been true but not enough, so I did something I should have done for the underlying study itself much sooner: I checked whether the labels behind these numbers were real. They were not. The demographic labels this entire analysis was measured against had been auto-generated from array-index arithmetic — a placeholder the original script left in, meant to be replaced with a human actually looking at each photo, that was never replaced. I had reported gender and skin-tone bias findings as real, measured fact for months without ever checking that.</w:t>
+      </w:r>
+    </w:p>
+    <w:p>
+      <w:pPr/>
+      <w:r>
+        <w:t>I fixed it properly rather than just flagging it: I looked at all 100 real identities' photos myself and labeled apparent skin tone, gender presentation, and age bracket directly, then re-ran the analysis. The corrected picture reversed one finding outright — men's photos, not women's, score lower on both quality and liveness — and shifted another: a different skin-tone group has the lowest passive-liveness pass rate than the one the fake labels had pointed to. The one part of the original analysis that survived contact with real labels was the physical explanation for the brightness gap itself, which let me actually fix it: I changed the measurement from the whole image's average brightness to the 90th-percentile brightness — a face's brightest highlights, which exist under decent light regardless of skin tone — and verified the fix against the same real, corrected data, at a sample expanded to 100 identities specifically to make sure the fix held up and was not tuned to a smaller one. The gap shrank by a real, measured 44%, with no subgroup scoring worse as a result. The gender gap, by contrast, had no equally clear physical cause and too small a sample to fix responsibly, so it stayed disclosed rather than tuned to one dataset.</w:t>
+      </w:r>
+    </w:p>
+    <w:p>
+      <w:pPr/>
+      <w:r>
+        <w:t>The lesson underneath this one is larger than the specific numbers: a finding is not evidence just because a script produced it and the script ran without an error. It is only evidence once someone has checked what actually fed into it, and I had not done that the first time — the same discipline I applied to catch the fake evaluation metric in Section 5.1 was one I had failed to apply to my own bias study, sitting right next to it.</w:t>
+      </w:r>
+    </w:p>
+    <w:p>
+      <w:pPr/>
+    </w:p>
     <w:p>
       <w:pPr>
         <w:pStyle w:val="Heading2"/>
@@ -407,6 +421,94 @@
       </w:r>
     </w:p>
     <w:p>
+      <w:pPr/>
+    </w:p>
+    <w:p>
+      <w:pPr>
+        <w:pStyle w:val="Heading2"/>
+      </w:pPr>
+      <w:r>
+        <w:t>5.7 A security gate that had a real regression inside its own fix</w:t>
+      </w:r>
+    </w:p>
+    <w:p>
+      <w:pPr/>
+      <w:r>
+        <w:t>A later security-hardening pass moved the active-liveness check from something every code path calling into capture had to remember to check, to a structural gate built into the two functions that can actually cause a verification or enrollment decision — closing a real bypass where two manual-capture buttons could each trigger a decision without ever going through the gesture challenge. Testing that exact fix, rather than trusting it because it looked obviously correct, found a real regression inside it: the new gate checked a flag that a different part of the same code path had already reset to false moments earlier, so every genuine, correct live verification attempt was failing against the very safeguard meant to protect it. I only found this because I tested with a real user rather than a synthetic script, on the same day the fix shipped, fixed the ordering bug immediately, and re-confirmed live with a real, successful verification before considering it closed.</w:t>
+      </w:r>
+    </w:p>
+    <w:p>
+      <w:pPr/>
+    </w:p>
+    <w:p>
+      <w:pPr>
+        <w:pStyle w:val="Heading2"/>
+      </w:pPr>
+      <w:r>
+        <w:t>5.8 Proving the replay defenses work against a real, live attacker</w:t>
+      </w:r>
+    </w:p>
+    <w:p>
+      <w:pPr/>
+      <w:r>
+        <w:t>Everything in Section 5.2 about screen-replay detection had been measured against captured photos, not tested against a real, live, adversarial attempt at the actual running app. I closed that gap directly: with the app running and detailed per-tick logging turned on, I attacked it twice, in two different ways — a video of my own face played on a second screen, and a printed photo held in my hand and moved continuously, the second specifically because a moving, physically-manipulated attack leaves no repeated frame content for the simpler frame-comparison check to catch. Both were caught, every attempt, and the logs showed exactly why: the trained anti-spoofing model flagged the clear majority of samples in every attempt (from three out of five up to eleven out of eleven), while the cheap frame-repetition check never once contributed across either attack. That is a real, useful finding in its own right — the expensive model is the layer actually earning its cost, not the heuristic sitting next to it — and it is the kind of finding only a live, adversarial test could have produced. A genuine live attempt immediately afterward, in the same session, was unaffected by the earlier flagged attempts, which mattered too: a security check that is too aggressive and locks out real users is its own kind of failure.</w:t>
+      </w:r>
+    </w:p>
+    <w:p>
+      <w:pPr/>
+    </w:p>
+    <w:p>
+      <w:pPr>
+        <w:pStyle w:val="Heading2"/>
+      </w:pPr>
+      <w:r>
+        <w:t>5.9 Testing a system I had never actually tested — the API layer</w:t>
+      </w:r>
+    </w:p>
+    <w:p>
+      <w:pPr/>
+      <w:r>
+        <w:t>The FastAPI backend existed as a second, externally-facing way into the same system, and I realized partway through this project that it had never been tested at all — including the two things every prior report had described as working: the API-key check and the rate limiter. Testing them for the first time did confirm they work, including the direction that actually matters for a security gate — a server with no key configured rejects everything rather than accepting it by default. But testing the full register-verify-delete lifecycle end to end, not just the pieces in isolation, found a real bug: permanently deleting a user's data failed outright with a database error for anyone who had ever completed even one verification, because the verification log referencing that user was never cleared first. That is exactly the kind of bug a demo never surfaces — a demo does not usually delete the same user it just verified — and exactly the kind that matters most, since it is the GDPR right-to-deletion feature specifically. I found a second, smaller instance of the same class of mistake in the same pass: a health check reporting on the database was hardcoded to a fixed file path instead of reading the same configurable location the rest of the system uses, so it could report a healthy system while silently checking the wrong file. Both are fixed now, with tests that would have caught them the first time.</w:t>
+      </w:r>
+    </w:p>
+    <w:p>
+      <w:pPr/>
+    </w:p>
+    <w:p>
+      <w:pPr>
+        <w:pStyle w:val="Heading2"/>
+      </w:pPr>
+      <w:r>
+        <w:t>5.10 An honest architecture limit, not a bug to chase</w:t>
+      </w:r>
+    </w:p>
+    <w:p>
+      <w:pPr/>
+      <w:r>
+        <w:t>The heartbeat-pattern check (rPPG) had been sitting in the pipeline producing errors on every real attempt, and my first instinct was to treat that as a bug to fix. Measuring it properly showed it was not a bug so much as a real limit of how the live camera feed is captured: the physiological signal this check needs requires sampling the video roughly eight times a second, and profiling the actual per-tick cost showed the real computation involved takes under fifty milliseconds — the other second-plus of every tick is spent somewhere in the application's own rerun and capture cycle that I did not build the tooling to fully instrument here. I fixed what I could responsibly fix without a larger rebuild — the check now fails with a clear, accurate reason instead of a cryptic filter-math error, and I found and fixed a real, if smaller, contributor to the slow tick rate along the way — but I did not pretend the underlying limitation was solved. Writing down "this needs an architecture change I have not made" is a less satisfying sentence than "fixed," but it is the true one, and I would rather the report say that plainly than leave the check quietly broken and undocumented.</w:t>
+      </w:r>
+    </w:p>
+    <w:p>
+      <w:pPr/>
+    </w:p>
+    <w:p>
+      <w:pPr>
+        <w:pStyle w:val="Heading2"/>
+      </w:pPr>
+      <w:r>
+        <w:t>5.11 An accessibility audit that found what looking at the screen couldn't</w:t>
+      </w:r>
+    </w:p>
+    <w:p>
+      <w:pPr/>
+      <w:r>
+        <w:t>A visual pass at the interface's contrast had already happened earlier in this project, and it looked fine by eye. Actually computing the real WCAG contrast ratio for every text and background color pair, rather than trusting a visual check, found two combinations that failed the standard threshold anyway — differences invisible enough on screen that nobody had caught them by looking, and real enough in the raw numbers (4.41:1 and 3.58:1 against a 4.5:1 minimum) that they were not edge cases. I fixed both, and — matching the discipline I had already used elsewhere in this project — deliberately broke the fix again afterward to confirm the new test would actually catch the regression before trusting it, rather than assuming a test that merely runs is a test that works.</w:t>
+      </w:r>
+    </w:p>
+    <w:p>
+      <w:pPr/>
+    </w:p>
+    <w:p>
       <w:pPr>
         <w:pStyle w:val="Heading1"/>
       </w:pPr>
@@ -470,6 +572,12 @@
     </w:p>
     <w:p/>
     <w:p>
+      <w:pPr/>
+      <w:r>
+        <w:t>A closely related lesson, and the one that stayed with me longest: a number is not evidence just because a script produced it and ran without error. The demographic bias study I describe correcting in Section 5.4 is the clearest example — I had trusted, and reported to a mentor, a finding whose entire input had never been checked, for months, because the script that produced it ran cleanly every time. Finding that out about my own earlier work, this late in the project, was uncomfortable in a different way than finding a bug in the code — it meant a piece of writing I had already been confident in was wrong, not just incomplete. I would rather have found it than not, and I would rather this report say so than quietly fix the numbers and move on.</w:t>
+      </w:r>
+    </w:p>
+    <w:p>
       <w:r>
         <w:t xml:space="preserve">Finally, I learned to make and defend scope decisions with evidence instead of either doing everything or cutting corners silently. Simplifying three-angle enrollment to a single front capture, leaving the active-liveness weakness unfixed by design, and leaving the demographic bias gap unmitigated were all real cuts — but each one is backed by a specific number showing why, and each one is written down as a deliberate decision rather than an oversight. That is a different, and I think more professional, way of managing scope than either promising everything or quietly delivering less than what was </w:t>
       </w:r>
@@ -491,16 +599,12 @@
     </w:p>
     <w:p>
       <w:r>
-        <w:t xml:space="preserve">A few concrete next steps follow directly from what this project's own testing surfaced, rather than being a generic wish list. First, the screen-replay detection check needs a properly controlled real capture session — multiple display types, lighting conditions, and distances, captured deliberately rather than opportunistically — before it can be trusted the way the original two-sample calibration was mistakenly trusted. Second, the demographic bias gaps are now root-caused but not mitigated; the concrete next step is per-subgroup threshold calibration or targeted retraining, evaluated the same rigorous way every other change in this project was, rather than a blanket adjustment applied without evidence. Third, real-world timing tuning — how long the system should wait for a gesture or a pulse reading before giving up — genuinely needs live feedback from real users attempting real verification and enrollment, not just measured server-side numbers. Fourth, now that the live camera path has been simplified to still-photo capture, there is room to properly benchmark and document the system's real CPU, memory, and camera-quality requirements for a client evaluating whether their own hardware can run it, rather than leaving that as an implicit assumption. Longer term, wiring the already-built </w:t>
+        <w:t>A few concrete next steps follow directly from what this project's own testing surfaced, rather than being a generic wish list. First, the screen-replay detection check has now been tested against two different real, live, adversarial attempts and caught both — but only by one person, on one machine; the properly controlled multi-display, multi-lighting, multi-distance capture session this report has called for since Section 5.2 still has not happened, and remains the real next step before the finding can be trusted much beyond this specific setup. Second, the demographic bias picture is now genuinely mixed rather than uniformly unmitigated: the skin-tone brightness gap has a real, verified fix behind it, while the gender gap still has no established physical cause and, even after expanding the study, not yet enough data to fix responsibly rather than tune to one dataset — a larger, deliberately balanced sample is the real next step there, not a code change. Third, the heartbeat-pattern check now fails honestly instead of silently, but it still does not produce a real result live; closing that needs a genuinely faster way of capturing frames from the camera than this project's current architecture provides, not a threshold adjustment. Fourth, real-world timing tuning — how long the system should wait for a gesture or a pulse reading before giving up — has had real live testing behind it now, but still has not had the kind of broad, multiple-person, multiple-device testing that would make the current values more than one person's judgment on one machine. Longer term, actually testing or removing the standalone single-script registration path this project also built and then never connected to the live application, now that it is confirmed unreachable rather than left an open question, and investigating the smaller sub-checks — image sharpness and resolution specifically — that still hold the darkest-skinned group's overall pass rate back even after the brightness fix, are both worth doing properly rather than as an afterthought.</w:t>
       </w:r>
       <w:proofErr w:type="spellStart"/>
-      <w:r>
-        <w:t>rPPG</w:t>
-      </w:r>
+      <w:r/>
       <w:proofErr w:type="spellEnd"/>
-      <w:r>
-        <w:t xml:space="preserve"> physiological liveness check into the live flow, and reconciling the project's broader evaluation methodology now that the real-versus-metric discrepancy in Section 5.1 has been found once, are both worth doing properly rather than as an afterthought.</w:t>
-      </w:r>
+      <w:r/>
     </w:p>
     <w:sectPr>
       <w:pgSz w:w="12240" w:h="15840"/>
